--- a/templates/lettre_template_defense.docx
+++ b/templates/lettre_template_defense.docx
@@ -5,29 +5,35 @@
     <w:p>
       <w:pPr>
         <w:spacing w:after="0"/>
-        <w:rPr>
-          <w:lang w:val="en-US"/>
-        </w:rPr>
-      </w:pPr>
-      <w:r>
-        <w:rPr>
-          <w:lang w:val="en-US"/>
-        </w:rPr>
-        <w:t>Thomas FUZELLIER</w:t>
+      </w:pPr>
+      <w:r>
+        <w:t>{</w:t>
+      </w:r>
+      <w:proofErr w:type="spellStart"/>
+      <w:proofErr w:type="gramStart"/>
+      <w:r>
+        <w:t>prenom</w:t>
+      </w:r>
+      <w:proofErr w:type="spellEnd"/>
+      <w:proofErr w:type="gramEnd"/>
+      <w:r>
+        <w:t>} {nom}</w:t>
       </w:r>
     </w:p>
     <w:p>
       <w:pPr>
         <w:spacing w:after="0"/>
-        <w:rPr>
-          <w:lang w:val="en-US"/>
-        </w:rPr>
-      </w:pPr>
-      <w:r>
-        <w:rPr>
-          <w:lang w:val="en-US"/>
-        </w:rPr>
-        <w:t>thomas.fuzellier@outlook.fr</w:t>
+      </w:pPr>
+      <w:r>
+        <w:t>{</w:t>
+      </w:r>
+      <w:proofErr w:type="gramStart"/>
+      <w:r>
+        <w:t>email</w:t>
+      </w:r>
+      <w:proofErr w:type="gramEnd"/>
+      <w:r>
+        <w:t>}</w:t>
       </w:r>
     </w:p>
     <w:p>
@@ -35,7 +41,17 @@
         <w:spacing w:after="0"/>
       </w:pPr>
       <w:r>
-        <w:t>+33 (0) 6 10 48 41 37</w:t>
+        <w:t>{</w:t>
+      </w:r>
+      <w:proofErr w:type="spellStart"/>
+      <w:proofErr w:type="gramStart"/>
+      <w:r>
+        <w:t>telephone</w:t>
+      </w:r>
+      <w:proofErr w:type="spellEnd"/>
+      <w:proofErr w:type="gramEnd"/>
+      <w:r>
+        <w:t>}</w:t>
       </w:r>
     </w:p>
     <w:p>
@@ -112,22 +128,7 @@
         <w:jc w:val="both"/>
       </w:pPr>
       <w:r>
-        <w:t>Madame, Monsieur, Je vous adresse ma candidature pour le post</w:t>
-      </w:r>
-      <w:r>
-        <w:t>e {poste}</w:t>
-      </w:r>
-      <w:r>
-        <w:t xml:space="preserve"> </w:t>
-      </w:r>
-      <w:r>
-        <w:t xml:space="preserve">au sein de </w:t>
-      </w:r>
-      <w:r>
-        <w:t>{entreprise}</w:t>
-      </w:r>
-      <w:r>
-        <w:t xml:space="preserve">. </w:t>
+        <w:t>Madame, Monsieur, Je vous adresse ma candidature pour le poste {poste} au sein de {entreprise}.</w:t>
       </w:r>
     </w:p>
     <w:p>
@@ -135,25 +136,15 @@
         <w:jc w:val="both"/>
       </w:pPr>
       <w:r>
-        <w:t xml:space="preserve">Ingénieur diplômé en </w:t>
-      </w:r>
-      <w:r>
-        <w:t>informatique et système</w:t>
-      </w:r>
-      <w:r>
-        <w:t>, je dispose d’une première expérience en développement logiciel</w:t>
-      </w:r>
-      <w:r>
-        <w:t xml:space="preserve"> en </w:t>
-      </w:r>
-      <w:r>
-        <w:t>C/C++, incluant le développement sur systèmes embarqués, l’intégration sur matériel ainsi que les phases de tests et de validation</w:t>
-      </w:r>
-      <w:r>
-        <w:t>.</w:t>
-      </w:r>
-      <w:r>
-        <w:t xml:space="preserve"> J’évolue également dans des environnements Linux, ce qui me permet d’appréhender efficacement les problématiques d’intégration et de performance sur des systèmes complexes. </w:t>
+        <w:t>{</w:t>
+      </w:r>
+      <w:proofErr w:type="gramStart"/>
+      <w:r>
+        <w:t>accroche</w:t>
+      </w:r>
+      <w:proofErr w:type="gramEnd"/>
+      <w:r>
+        <w:t>}</w:t>
       </w:r>
     </w:p>
     <w:p>
@@ -161,13 +152,20 @@
         <w:jc w:val="both"/>
       </w:pPr>
       <w:r>
-        <w:t xml:space="preserve">Au cours de mes expériences, j’ai été amené à travailler sur des projets mêlant logiciel et matériel, avec des enjeux d’analyse, de diagnostic et de résolution de problèmes techniques. Cette approche globale du cycle de développement, de la conception à la validation, correspond pleinement aux missions proposées sur vos </w:t>
-      </w:r>
-      <w:r>
-        <w:t>projets</w:t>
-      </w:r>
-      <w:r>
-        <w:t xml:space="preserve">. </w:t>
+        <w:t>{</w:t>
+      </w:r>
+      <w:proofErr w:type="spellStart"/>
+      <w:proofErr w:type="gramStart"/>
+      <w:r>
+        <w:t>experience</w:t>
+      </w:r>
+      <w:proofErr w:type="gramEnd"/>
+      <w:r>
+        <w:t>_principale</w:t>
+      </w:r>
+      <w:proofErr w:type="spellEnd"/>
+      <w:r>
+        <w:t>}</w:t>
       </w:r>
     </w:p>
     <w:p>
@@ -175,7 +173,20 @@
         <w:jc w:val="both"/>
       </w:pPr>
       <w:r>
-        <w:t>Particulièrement attiré par le secteur de la défense, je suis motivé à l’idée de contribuer à des projets à forte valeur technologique, au cœur des enjeux de souveraineté et de sécurité.</w:t>
+        <w:t>{</w:t>
+      </w:r>
+      <w:proofErr w:type="spellStart"/>
+      <w:proofErr w:type="gramStart"/>
+      <w:r>
+        <w:t>competences</w:t>
+      </w:r>
+      <w:proofErr w:type="gramEnd"/>
+      <w:r>
+        <w:t>_cles</w:t>
+      </w:r>
+      <w:proofErr w:type="spellEnd"/>
+      <w:r>
+        <w:t>}</w:t>
       </w:r>
     </w:p>
     <w:p>
@@ -183,50 +194,52 @@
         <w:jc w:val="both"/>
       </w:pPr>
       <w:r>
-        <w:t xml:space="preserve">Enfin, je souhaite intégrer la réserve opérationnelle en parallèle de mon activité chez </w:t>
-      </w:r>
-      <w:r>
-        <w:t>{entreprise</w:t>
-      </w:r>
+        <w:t>{</w:t>
+      </w:r>
+      <w:proofErr w:type="gramStart"/>
+      <w:r>
+        <w:t>conclusion</w:t>
+      </w:r>
+      <w:proofErr w:type="gramEnd"/>
       <w:r>
         <w:t>}</w:t>
       </w:r>
-      <w:r>
-        <w:t>, afin de renforcer mon engagement au service de la défense</w:t>
-      </w:r>
-      <w:r>
-        <w:t>.</w:t>
-      </w:r>
     </w:p>
     <w:p>
       <w:pPr>
         <w:jc w:val="both"/>
       </w:pPr>
       <w:r>
-        <w:t xml:space="preserve">Je serais ravi de pouvoir échanger avec vous afin de vous présenter plus en détail ma motivation et mon adéquation avec ce poste. </w:t>
+        <w:t>Je serais ravi de pouvoir échanger avec vous afin de vous présenter plus en détail ma motivation et mon adéquation avec ce poste.</w:t>
       </w:r>
     </w:p>
     <w:p>
       <w:pPr>
         <w:jc w:val="both"/>
       </w:pPr>
-    </w:p>
-    <w:p>
-      <w:pPr>
-        <w:jc w:val="both"/>
-      </w:pPr>
       <w:r>
         <w:t xml:space="preserve">Cordialement, </w:t>
       </w:r>
     </w:p>
     <w:p>
       <w:pPr>
-        <w:jc w:val="both"/>
-      </w:pPr>
-      <w:r>
-        <w:t>Thomas FUZELLIER</w:t>
-      </w:r>
-    </w:p>
+        <w:spacing w:after="0"/>
+      </w:pPr>
+      <w:r>
+        <w:t>{</w:t>
+      </w:r>
+      <w:proofErr w:type="spellStart"/>
+      <w:proofErr w:type="gramStart"/>
+      <w:r>
+        <w:t>prenom</w:t>
+      </w:r>
+      <w:proofErr w:type="spellEnd"/>
+      <w:proofErr w:type="gramEnd"/>
+      <w:r>
+        <w:t>} {nom}</w:t>
+      </w:r>
+    </w:p>
+    <w:p/>
     <w:sectPr>
       <w:pgSz w:w="11906" w:h="16838"/>
       <w:pgMar w:top="1417" w:right="1417" w:bottom="1417" w:left="1417" w:header="708" w:footer="708" w:gutter="0"/>
@@ -637,7 +650,7 @@
   <w:style w:type="paragraph" w:default="1" w:styleId="Normal">
     <w:name w:val="Normal"/>
     <w:qFormat/>
-    <w:rsid w:val="003F3CB7"/>
+    <w:rsid w:val="0043598B"/>
   </w:style>
   <w:style w:type="paragraph" w:styleId="Titre1">
     <w:name w:val="heading 1"/>
@@ -841,6 +854,7 @@
   <w:style w:type="character" w:default="1" w:styleId="Policepardfaut">
     <w:name w:val="Default Paragraph Font"/>
     <w:uiPriority w:val="1"/>
+    <w:semiHidden/>
     <w:unhideWhenUsed/>
   </w:style>
   <w:style w:type="table" w:default="1" w:styleId="TableauNormal">
